--- a/Output/ria_interaction_models.docx
+++ b/Output/ria_interaction_models.docx
@@ -1432,7 +1432,7 @@
                 <w:szCs w:val="22"/>
                 <w:color w:val="000000"/>
               </w:rPr>
-              <w:t xml:space="preserve">0.04</w:t>
+              <w:t xml:space="preserve">0.03</w:t>
             </w:r>
           </w:p>
         </w:tc>
@@ -2432,7 +2432,7 @@
                 <w:szCs w:val="22"/>
                 <w:color w:val="000000"/>
               </w:rPr>
-              <w:t xml:space="preserve">0.19</w:t>
+              <w:t xml:space="preserve">0.18</w:t>
             </w:r>
           </w:p>
         </w:tc>
@@ -2712,7 +2712,7 @@
                 <w:szCs w:val="22"/>
                 <w:color w:val="000000"/>
               </w:rPr>
-              <w:t xml:space="preserve">0.12</w:t>
+              <w:t xml:space="preserve">0.13</w:t>
             </w:r>
           </w:p>
         </w:tc>
@@ -2877,7 +2877,7 @@
                 <w:szCs w:val="22"/>
                 <w:color w:val="000000"/>
               </w:rPr>
-              <w:t xml:space="preserve">0.96</w:t>
+              <w:t xml:space="preserve">0.95</w:t>
             </w:r>
           </w:p>
         </w:tc>
@@ -4437,7 +4437,7 @@
                 <w:szCs w:val="22"/>
                 <w:color w:val="000000"/>
               </w:rPr>
-              <w:t xml:space="preserve">(0.03, 0.14)</w:t>
+              <w:t xml:space="preserve">(0.03, 0.15)</w:t>
             </w:r>
           </w:p>
         </w:tc>
@@ -4602,7 +4602,7 @@
                 <w:szCs w:val="22"/>
                 <w:color w:val="000000"/>
               </w:rPr>
-              <w:t xml:space="preserve">(0.07, 0.29)</w:t>
+              <w:t xml:space="preserve">(0.07, 0.30)</w:t>
             </w:r>
           </w:p>
         </w:tc>
@@ -5827,7 +5827,7 @@
                 <w:szCs w:val="22"/>
                 <w:color w:val="000000"/>
               </w:rPr>
-              <w:t xml:space="preserve">0.89</w:t>
+              <w:t xml:space="preserve">0.90</w:t>
             </w:r>
           </w:p>
         </w:tc>
@@ -6717,7 +6717,7 @@
                 <w:szCs w:val="22"/>
                 <w:color w:val="000000"/>
               </w:rPr>
-              <w:t xml:space="preserve">0.78</w:t>
+              <w:t xml:space="preserve">0.79</w:t>
             </w:r>
           </w:p>
         </w:tc>
@@ -6827,62 +6827,62 @@
                 <w:szCs w:val="22"/>
                 <w:color w:val="000000"/>
               </w:rPr>
-              <w:t xml:space="preserve">(-0.38, 0.28)</w:t>
-            </w:r>
-          </w:p>
-        </w:tc>
-        <w:tc>
-          <w:tcPr>
-            <w:tcBorders>
-              <w:bottom w:val="none" w:sz="0" w:space="0" w:color="000000"/>
-              <w:top w:val="none" w:sz="0" w:space="0" w:color="000000"/>
-              <w:left w:val="none" w:sz="0" w:space="0" w:color="000000"/>
-              <w:right w:val="none" w:sz="0" w:space="0" w:color="000000"/>
-            </w:tcBorders>
-            <w:shd w:val="clear" w:color="auto" w:fill="FFFFFF"/>
-            <w:tcMar>
-              <w:top w:w="0" w:type="dxa"/>
-              <w:bottom w:w="0" w:type="dxa"/>
-              <w:left w:w="0" w:type="dxa"/>
-              <w:right w:w="0" w:type="dxa"/>
-            </w:tcMar>
-            <w:vAlign w:val="center"/>
-          </w:tcPr>
-          <w:p>
-            <w:pPr>
-              <w:pStyle w:val="Normal"/>
-              <w:jc w:val="left"/>
-              <w:pBdr>
-                <w:bottom w:val="none" w:sz="0" w:space="0" w:color="000000"/>
-                <w:top w:val="none" w:sz="0" w:space="0" w:color="000000"/>
-                <w:left w:val="none" w:sz="0" w:space="0" w:color="000000"/>
-                <w:right w:val="none" w:sz="0" w:space="0" w:color="000000"/>
-              </w:pBdr>
-              <w:spacing w:after="100" w:before="100" w:line="240"/>
-              <w:ind w:left="100" w:right="100" w:firstLine="0" w:firstLineChars="0"/>
-              <w:rPr>
-                <w:rFonts w:ascii="Helvetica" w:hAnsi="Helvetica" w:eastAsia="Helvetica" w:cs="Helvetica"/>
-                <w:i w:val="false"/>
-                <w:b w:val="false"/>
-                <w:u w:val="none"/>
-                <w:strike w:val="false"/>
-                <w:sz w:val="22"/>
-                <w:szCs w:val="22"/>
-                <w:color w:val="000000"/>
-              </w:rPr>
-            </w:pPr>
-            <w:r>
-              <w:rPr>
-                <w:rFonts w:ascii="Helvetica" w:hAnsi="Helvetica" w:eastAsia="Helvetica" w:cs="Helvetica"/>
-                <w:i w:val="false"/>
-                <w:b w:val="false"/>
-                <w:u w:val="none"/>
-                <w:strike w:val="false"/>
-                <w:sz w:val="22"/>
-                <w:szCs w:val="22"/>
-                <w:color w:val="000000"/>
-              </w:rPr>
-              <w:t xml:space="preserve">0.76</w:t>
+              <w:t xml:space="preserve">(-0.39, 0.28)</w:t>
+            </w:r>
+          </w:p>
+        </w:tc>
+        <w:tc>
+          <w:tcPr>
+            <w:tcBorders>
+              <w:bottom w:val="none" w:sz="0" w:space="0" w:color="000000"/>
+              <w:top w:val="none" w:sz="0" w:space="0" w:color="000000"/>
+              <w:left w:val="none" w:sz="0" w:space="0" w:color="000000"/>
+              <w:right w:val="none" w:sz="0" w:space="0" w:color="000000"/>
+            </w:tcBorders>
+            <w:shd w:val="clear" w:color="auto" w:fill="FFFFFF"/>
+            <w:tcMar>
+              <w:top w:w="0" w:type="dxa"/>
+              <w:bottom w:w="0" w:type="dxa"/>
+              <w:left w:w="0" w:type="dxa"/>
+              <w:right w:w="0" w:type="dxa"/>
+            </w:tcMar>
+            <w:vAlign w:val="center"/>
+          </w:tcPr>
+          <w:p>
+            <w:pPr>
+              <w:pStyle w:val="Normal"/>
+              <w:jc w:val="left"/>
+              <w:pBdr>
+                <w:bottom w:val="none" w:sz="0" w:space="0" w:color="000000"/>
+                <w:top w:val="none" w:sz="0" w:space="0" w:color="000000"/>
+                <w:left w:val="none" w:sz="0" w:space="0" w:color="000000"/>
+                <w:right w:val="none" w:sz="0" w:space="0" w:color="000000"/>
+              </w:pBdr>
+              <w:spacing w:after="100" w:before="100" w:line="240"/>
+              <w:ind w:left="100" w:right="100" w:firstLine="0" w:firstLineChars="0"/>
+              <w:rPr>
+                <w:rFonts w:ascii="Helvetica" w:hAnsi="Helvetica" w:eastAsia="Helvetica" w:cs="Helvetica"/>
+                <w:i w:val="false"/>
+                <w:b w:val="false"/>
+                <w:u w:val="none"/>
+                <w:strike w:val="false"/>
+                <w:sz w:val="22"/>
+                <w:szCs w:val="22"/>
+                <w:color w:val="000000"/>
+              </w:rPr>
+            </w:pPr>
+            <w:r>
+              <w:rPr>
+                <w:rFonts w:ascii="Helvetica" w:hAnsi="Helvetica" w:eastAsia="Helvetica" w:cs="Helvetica"/>
+                <w:i w:val="false"/>
+                <w:b w:val="false"/>
+                <w:u w:val="none"/>
+                <w:strike w:val="false"/>
+                <w:sz w:val="22"/>
+                <w:szCs w:val="22"/>
+                <w:color w:val="000000"/>
+              </w:rPr>
+              <w:t xml:space="preserve">0.75</w:t>
             </w:r>
           </w:p>
         </w:tc>
@@ -7327,7 +7327,7 @@
                 <w:szCs w:val="22"/>
                 <w:color w:val="000000"/>
               </w:rPr>
-              <w:t xml:space="preserve">0.81</w:t>
+              <w:t xml:space="preserve">0.80</w:t>
             </w:r>
           </w:p>
         </w:tc>
@@ -7717,7 +7717,7 @@
                 <w:szCs w:val="22"/>
                 <w:color w:val="000000"/>
               </w:rPr>
-              <w:t xml:space="preserve">(-0.37, 0.23)</w:t>
+              <w:t xml:space="preserve">(-0.38, 0.23)</w:t>
             </w:r>
           </w:p>
         </w:tc>
@@ -8387,7 +8387,7 @@
                 <w:szCs w:val="22"/>
                 <w:color w:val="000000"/>
               </w:rPr>
-              <w:t xml:space="preserve">-0.01</w:t>
+              <w:t xml:space="preserve">-0.02</w:t>
             </w:r>
           </w:p>
         </w:tc>
@@ -8497,7 +8497,7 @@
                 <w:szCs w:val="22"/>
                 <w:color w:val="000000"/>
               </w:rPr>
-              <w:t xml:space="preserve">0.80</w:t>
+              <w:t xml:space="preserve">0.78</w:t>
             </w:r>
           </w:p>
         </w:tc>
@@ -8607,62 +8607,62 @@
                 <w:szCs w:val="22"/>
                 <w:color w:val="000000"/>
               </w:rPr>
-              <w:t xml:space="preserve">(-0.31, 0.10)</w:t>
-            </w:r>
-          </w:p>
-        </w:tc>
-        <w:tc>
-          <w:tcPr>
-            <w:tcBorders>
-              <w:bottom w:val="none" w:sz="0" w:space="0" w:color="000000"/>
-              <w:top w:val="none" w:sz="0" w:space="0" w:color="000000"/>
-              <w:left w:val="none" w:sz="0" w:space="0" w:color="000000"/>
-              <w:right w:val="none" w:sz="0" w:space="0" w:color="000000"/>
-            </w:tcBorders>
-            <w:shd w:val="clear" w:color="auto" w:fill="FFFFFF"/>
-            <w:tcMar>
-              <w:top w:w="0" w:type="dxa"/>
-              <w:bottom w:w="0" w:type="dxa"/>
-              <w:left w:w="0" w:type="dxa"/>
-              <w:right w:w="0" w:type="dxa"/>
-            </w:tcMar>
-            <w:vAlign w:val="center"/>
-          </w:tcPr>
-          <w:p>
-            <w:pPr>
-              <w:pStyle w:val="Normal"/>
-              <w:jc w:val="left"/>
-              <w:pBdr>
-                <w:bottom w:val="none" w:sz="0" w:space="0" w:color="000000"/>
-                <w:top w:val="none" w:sz="0" w:space="0" w:color="000000"/>
-                <w:left w:val="none" w:sz="0" w:space="0" w:color="000000"/>
-                <w:right w:val="none" w:sz="0" w:space="0" w:color="000000"/>
-              </w:pBdr>
-              <w:spacing w:after="100" w:before="100" w:line="240"/>
-              <w:ind w:left="100" w:right="100" w:firstLine="0" w:firstLineChars="0"/>
-              <w:rPr>
-                <w:rFonts w:ascii="Helvetica" w:hAnsi="Helvetica" w:eastAsia="Helvetica" w:cs="Helvetica"/>
-                <w:i w:val="false"/>
-                <w:b w:val="false"/>
-                <w:u w:val="none"/>
-                <w:strike w:val="false"/>
-                <w:sz w:val="22"/>
-                <w:szCs w:val="22"/>
-                <w:color w:val="000000"/>
-              </w:rPr>
-            </w:pPr>
-            <w:r>
-              <w:rPr>
-                <w:rFonts w:ascii="Helvetica" w:hAnsi="Helvetica" w:eastAsia="Helvetica" w:cs="Helvetica"/>
-                <w:i w:val="false"/>
-                <w:b w:val="false"/>
-                <w:u w:val="none"/>
-                <w:strike w:val="false"/>
-                <w:sz w:val="22"/>
-                <w:szCs w:val="22"/>
-                <w:color w:val="000000"/>
-              </w:rPr>
-              <w:t xml:space="preserve">0.31</w:t>
+              <w:t xml:space="preserve">(-0.32, 0.10)</w:t>
+            </w:r>
+          </w:p>
+        </w:tc>
+        <w:tc>
+          <w:tcPr>
+            <w:tcBorders>
+              <w:bottom w:val="none" w:sz="0" w:space="0" w:color="000000"/>
+              <w:top w:val="none" w:sz="0" w:space="0" w:color="000000"/>
+              <w:left w:val="none" w:sz="0" w:space="0" w:color="000000"/>
+              <w:right w:val="none" w:sz="0" w:space="0" w:color="000000"/>
+            </w:tcBorders>
+            <w:shd w:val="clear" w:color="auto" w:fill="FFFFFF"/>
+            <w:tcMar>
+              <w:top w:w="0" w:type="dxa"/>
+              <w:bottom w:w="0" w:type="dxa"/>
+              <w:left w:w="0" w:type="dxa"/>
+              <w:right w:w="0" w:type="dxa"/>
+            </w:tcMar>
+            <w:vAlign w:val="center"/>
+          </w:tcPr>
+          <w:p>
+            <w:pPr>
+              <w:pStyle w:val="Normal"/>
+              <w:jc w:val="left"/>
+              <w:pBdr>
+                <w:bottom w:val="none" w:sz="0" w:space="0" w:color="000000"/>
+                <w:top w:val="none" w:sz="0" w:space="0" w:color="000000"/>
+                <w:left w:val="none" w:sz="0" w:space="0" w:color="000000"/>
+                <w:right w:val="none" w:sz="0" w:space="0" w:color="000000"/>
+              </w:pBdr>
+              <w:spacing w:after="100" w:before="100" w:line="240"/>
+              <w:ind w:left="100" w:right="100" w:firstLine="0" w:firstLineChars="0"/>
+              <w:rPr>
+                <w:rFonts w:ascii="Helvetica" w:hAnsi="Helvetica" w:eastAsia="Helvetica" w:cs="Helvetica"/>
+                <w:i w:val="false"/>
+                <w:b w:val="false"/>
+                <w:u w:val="none"/>
+                <w:strike w:val="false"/>
+                <w:sz w:val="22"/>
+                <w:szCs w:val="22"/>
+                <w:color w:val="000000"/>
+              </w:rPr>
+            </w:pPr>
+            <w:r>
+              <w:rPr>
+                <w:rFonts w:ascii="Helvetica" w:hAnsi="Helvetica" w:eastAsia="Helvetica" w:cs="Helvetica"/>
+                <w:i w:val="false"/>
+                <w:b w:val="false"/>
+                <w:u w:val="none"/>
+                <w:strike w:val="false"/>
+                <w:sz w:val="22"/>
+                <w:szCs w:val="22"/>
+                <w:color w:val="000000"/>
+              </w:rPr>
+              <w:t xml:space="preserve">0.30</w:t>
             </w:r>
           </w:p>
         </w:tc>
@@ -8832,7 +8832,7 @@
                 <w:szCs w:val="22"/>
                 <w:color w:val="000000"/>
               </w:rPr>
-              <w:t xml:space="preserve">-0.01</w:t>
+              <w:t xml:space="preserve">-0.02</w:t>
             </w:r>
           </w:p>
         </w:tc>
@@ -8942,7 +8942,7 @@
                 <w:szCs w:val="22"/>
                 <w:color w:val="000000"/>
               </w:rPr>
-              <w:t xml:space="preserve">0.79</w:t>
+              <w:t xml:space="preserve">0.77</w:t>
             </w:r>
           </w:p>
         </w:tc>
@@ -9052,62 +9052,62 @@
                 <w:szCs w:val="22"/>
                 <w:color w:val="000000"/>
               </w:rPr>
-              <w:t xml:space="preserve">(-0.32, 0.10)</w:t>
-            </w:r>
-          </w:p>
-        </w:tc>
-        <w:tc>
-          <w:tcPr>
-            <w:tcBorders>
-              <w:bottom w:val="none" w:sz="0" w:space="0" w:color="000000"/>
-              <w:top w:val="none" w:sz="0" w:space="0" w:color="000000"/>
-              <w:left w:val="none" w:sz="0" w:space="0" w:color="000000"/>
-              <w:right w:val="none" w:sz="0" w:space="0" w:color="000000"/>
-            </w:tcBorders>
-            <w:shd w:val="clear" w:color="auto" w:fill="FFFFFF"/>
-            <w:tcMar>
-              <w:top w:w="0" w:type="dxa"/>
-              <w:bottom w:w="0" w:type="dxa"/>
-              <w:left w:w="0" w:type="dxa"/>
-              <w:right w:w="0" w:type="dxa"/>
-            </w:tcMar>
-            <w:vAlign w:val="center"/>
-          </w:tcPr>
-          <w:p>
-            <w:pPr>
-              <w:pStyle w:val="Normal"/>
-              <w:jc w:val="left"/>
-              <w:pBdr>
-                <w:bottom w:val="none" w:sz="0" w:space="0" w:color="000000"/>
-                <w:top w:val="none" w:sz="0" w:space="0" w:color="000000"/>
-                <w:left w:val="none" w:sz="0" w:space="0" w:color="000000"/>
-                <w:right w:val="none" w:sz="0" w:space="0" w:color="000000"/>
-              </w:pBdr>
-              <w:spacing w:after="100" w:before="100" w:line="240"/>
-              <w:ind w:left="100" w:right="100" w:firstLine="0" w:firstLineChars="0"/>
-              <w:rPr>
-                <w:rFonts w:ascii="Helvetica" w:hAnsi="Helvetica" w:eastAsia="Helvetica" w:cs="Helvetica"/>
-                <w:i w:val="false"/>
-                <w:b w:val="false"/>
-                <w:u w:val="none"/>
-                <w:strike w:val="false"/>
-                <w:sz w:val="22"/>
-                <w:szCs w:val="22"/>
-                <w:color w:val="000000"/>
-              </w:rPr>
-            </w:pPr>
-            <w:r>
-              <w:rPr>
-                <w:rFonts w:ascii="Helvetica" w:hAnsi="Helvetica" w:eastAsia="Helvetica" w:cs="Helvetica"/>
-                <w:i w:val="false"/>
-                <w:b w:val="false"/>
-                <w:u w:val="none"/>
-                <w:strike w:val="false"/>
-                <w:sz w:val="22"/>
-                <w:szCs w:val="22"/>
-                <w:color w:val="000000"/>
-              </w:rPr>
-              <w:t xml:space="preserve">0.30</w:t>
+              <w:t xml:space="preserve">(-0.32, 0.09)</w:t>
+            </w:r>
+          </w:p>
+        </w:tc>
+        <w:tc>
+          <w:tcPr>
+            <w:tcBorders>
+              <w:bottom w:val="none" w:sz="0" w:space="0" w:color="000000"/>
+              <w:top w:val="none" w:sz="0" w:space="0" w:color="000000"/>
+              <w:left w:val="none" w:sz="0" w:space="0" w:color="000000"/>
+              <w:right w:val="none" w:sz="0" w:space="0" w:color="000000"/>
+            </w:tcBorders>
+            <w:shd w:val="clear" w:color="auto" w:fill="FFFFFF"/>
+            <w:tcMar>
+              <w:top w:w="0" w:type="dxa"/>
+              <w:bottom w:w="0" w:type="dxa"/>
+              <w:left w:w="0" w:type="dxa"/>
+              <w:right w:w="0" w:type="dxa"/>
+            </w:tcMar>
+            <w:vAlign w:val="center"/>
+          </w:tcPr>
+          <w:p>
+            <w:pPr>
+              <w:pStyle w:val="Normal"/>
+              <w:jc w:val="left"/>
+              <w:pBdr>
+                <w:bottom w:val="none" w:sz="0" w:space="0" w:color="000000"/>
+                <w:top w:val="none" w:sz="0" w:space="0" w:color="000000"/>
+                <w:left w:val="none" w:sz="0" w:space="0" w:color="000000"/>
+                <w:right w:val="none" w:sz="0" w:space="0" w:color="000000"/>
+              </w:pBdr>
+              <w:spacing w:after="100" w:before="100" w:line="240"/>
+              <w:ind w:left="100" w:right="100" w:firstLine="0" w:firstLineChars="0"/>
+              <w:rPr>
+                <w:rFonts w:ascii="Helvetica" w:hAnsi="Helvetica" w:eastAsia="Helvetica" w:cs="Helvetica"/>
+                <w:i w:val="false"/>
+                <w:b w:val="false"/>
+                <w:u w:val="none"/>
+                <w:strike w:val="false"/>
+                <w:sz w:val="22"/>
+                <w:szCs w:val="22"/>
+                <w:color w:val="000000"/>
+              </w:rPr>
+            </w:pPr>
+            <w:r>
+              <w:rPr>
+                <w:rFonts w:ascii="Helvetica" w:hAnsi="Helvetica" w:eastAsia="Helvetica" w:cs="Helvetica"/>
+                <w:i w:val="false"/>
+                <w:b w:val="false"/>
+                <w:u w:val="none"/>
+                <w:strike w:val="false"/>
+                <w:sz w:val="22"/>
+                <w:szCs w:val="22"/>
+                <w:color w:val="000000"/>
+              </w:rPr>
+              <w:t xml:space="preserve">0.28</w:t>
             </w:r>
           </w:p>
         </w:tc>
@@ -9277,7 +9277,7 @@
                 <w:szCs w:val="22"/>
                 <w:color w:val="000000"/>
               </w:rPr>
-              <w:t xml:space="preserve">-0.01</w:t>
+              <w:t xml:space="preserve">-0.02</w:t>
             </w:r>
           </w:p>
         </w:tc>
@@ -9387,7 +9387,7 @@
                 <w:szCs w:val="22"/>
                 <w:color w:val="000000"/>
               </w:rPr>
-              <w:t xml:space="preserve">0.79</w:t>
+              <w:t xml:space="preserve">0.77</w:t>
             </w:r>
           </w:p>
         </w:tc>
@@ -9552,7 +9552,7 @@
                 <w:szCs w:val="22"/>
                 <w:color w:val="000000"/>
               </w:rPr>
-              <w:t xml:space="preserve">0.31</w:t>
+              <w:t xml:space="preserve">0.29</w:t>
             </w:r>
           </w:p>
         </w:tc>
@@ -9997,7 +9997,7 @@
                 <w:szCs w:val="22"/>
                 <w:color w:val="000000"/>
               </w:rPr>
-              <w:t xml:space="preserve">0.15</w:t>
+              <w:t xml:space="preserve">0.14</w:t>
             </w:r>
           </w:p>
         </w:tc>
